--- a/writing/r1cover_letter.docx
+++ b/writing/r1cover_letter.docx
@@ -93,6 +93,7 @@
       <w:r>
         <w:rPr>
           <w:rFonts w:ascii="Arial" w:hAnsi="Arial" w:cs="Arial"/>
+          <w:color w:val="000000" w:themeColor="text1"/>
         </w:rPr>
         <w:t>Fuller</w:t>
       </w:r>
@@ -156,13 +157,7 @@
         <w:rPr>
           <w:rFonts w:ascii="Arial" w:hAnsi="Arial" w:cs="Arial"/>
         </w:rPr>
-        <w:t xml:space="preserve"> </w:t>
-      </w:r>
-      <w:r>
-        <w:rPr>
-          <w:rFonts w:ascii="Arial" w:hAnsi="Arial" w:cs="Arial"/>
-        </w:rPr>
-        <w:t>titled “Xenobiotic Exposure May Confound Traditional Stress Biomarkers: Evaluating PFAS and Cadmium Effects on Largemouth Bass (</w:t>
+        <w:t xml:space="preserve"> titled “Xenobiotic Exposure May Confound Traditional Stress Biomarkers: Evaluating PFAS and Cadmium Effects on Largemouth Bass (</w:t>
       </w:r>
       <w:r>
         <w:rPr>
@@ -176,19 +171,7 @@
         <w:rPr>
           <w:rFonts w:ascii="Arial" w:hAnsi="Arial" w:cs="Arial"/>
         </w:rPr>
-        <w:t>) Leukocyte Profiles”</w:t>
-      </w:r>
-      <w:r>
-        <w:rPr>
-          <w:rFonts w:ascii="Arial" w:hAnsi="Arial" w:cs="Arial"/>
-        </w:rPr>
-        <w:t xml:space="preserve"> by Johnson et al. </w:t>
-      </w:r>
-      <w:r>
-        <w:rPr>
-          <w:rFonts w:ascii="Arial" w:hAnsi="Arial" w:cs="Arial"/>
-        </w:rPr>
-        <w:t xml:space="preserve">for consideration as a Research Article in </w:t>
+        <w:t xml:space="preserve">) Leukocyte Profiles” by Johnson </w:t>
       </w:r>
       <w:r>
         <w:rPr>
@@ -196,6 +179,20 @@
           <w:i/>
           <w:iCs/>
         </w:rPr>
+        <w:t>et al</w:t>
+      </w:r>
+      <w:r>
+        <w:rPr>
+          <w:rFonts w:ascii="Arial" w:hAnsi="Arial" w:cs="Arial"/>
+        </w:rPr>
+        <w:t xml:space="preserve">. for consideration as a Research Article in </w:t>
+      </w:r>
+      <w:r>
+        <w:rPr>
+          <w:rFonts w:ascii="Arial" w:hAnsi="Arial" w:cs="Arial"/>
+          <w:i/>
+          <w:iCs/>
+        </w:rPr>
         <w:t>Conservation Physiology</w:t>
       </w:r>
       <w:r>
@@ -266,7 +263,7 @@
         <w:rPr>
           <w:rFonts w:ascii="Arial" w:hAnsi="Arial" w:cs="Arial"/>
         </w:rPr>
-        <w:t>an environmentally representative concentration; and expanding the Discussion to include plausible mechanistic pathways linking PFAS exposure, leukocyte dynamics, endocrine disruption, immune modulation, oxidative stress, and altered stress physiology.</w:t>
+        <w:t>an environmentally representative concentration; and expanding the Discussion to include plausible mechanistic pathways linking PFAS exposure, leukocyte dynamics, endocrine disruption, immune modulation, and altered stress physiology.</w:t>
       </w:r>
     </w:p>
     <w:p>
@@ -298,7 +295,7 @@
         <w:rPr>
           <w:rFonts w:ascii="Arial" w:hAnsi="Arial" w:cs="Arial"/>
         </w:rPr>
-        <w:t xml:space="preserve">use of a single physiological endpoint, </w:t>
+        <w:t xml:space="preserve">use of a single physiological endpoint, and </w:t>
       </w:r>
       <w:r>
         <w:rPr>
@@ -310,18 +307,6 @@
         <w:rPr>
           <w:rFonts w:ascii="Arial" w:hAnsi="Arial" w:cs="Arial"/>
         </w:rPr>
-        <w:t xml:space="preserve">lack of analytical confirmation of nominal contaminant concentrations, and </w:t>
-      </w:r>
-      <w:r>
-        <w:rPr>
-          <w:rFonts w:ascii="Arial" w:hAnsi="Arial" w:cs="Arial"/>
-        </w:rPr>
-        <w:t xml:space="preserve">the </w:t>
-      </w:r>
-      <w:r>
-        <w:rPr>
-          <w:rFonts w:ascii="Arial" w:hAnsi="Arial" w:cs="Arial"/>
-        </w:rPr>
         <w:t>limited ecological realism of the high-</w:t>
       </w:r>
       <w:proofErr w:type="spellStart"/>
@@ -434,6 +419,13 @@
         </w:rPr>
         <w:t>Sincerely,</w:t>
       </w:r>
+    </w:p>
+    <w:p>
+      <w:pPr>
+        <w:rPr>
+          <w:rFonts w:ascii="Arial" w:hAnsi="Arial" w:cs="Arial"/>
+        </w:rPr>
+      </w:pPr>
     </w:p>
     <w:p>
       <w:pPr>
@@ -520,16 +512,7 @@
           <w:sz w:val="20"/>
           <w:szCs w:val="20"/>
         </w:rPr>
-        <w:t>Department</w:t>
-      </w:r>
-      <w:r>
-        <w:rPr>
-          <w:rFonts w:ascii="Arial" w:hAnsi="Arial" w:cs="Arial"/>
-          <w:color w:val="185633"/>
-          <w:sz w:val="20"/>
-          <w:szCs w:val="20"/>
-        </w:rPr>
-        <w:t xml:space="preserve"> </w:t>
+        <w:t xml:space="preserve">Department </w:t>
       </w:r>
       <w:r>
         <w:rPr>

--- a/writing/r1cover_letter.docx
+++ b/writing/r1cover_letter.docx
@@ -1,6 +1,6 @@
 
 <file path=word/document.xml><?xml version="1.0" encoding="utf-8"?>
-<w:document xmlns:wpc="http://schemas.microsoft.com/office/word/2010/wordprocessingCanvas" xmlns:cx="http://schemas.microsoft.com/office/drawing/2014/chartex" xmlns:cx1="http://schemas.microsoft.com/office/drawing/2015/9/8/chartex" xmlns:cx2="http://schemas.microsoft.com/office/drawing/2015/10/21/chartex" xmlns:cx3="http://schemas.microsoft.com/office/drawing/2016/5/9/chartex" xmlns:cx4="http://schemas.microsoft.com/office/drawing/2016/5/10/chartex" xmlns:cx5="http://schemas.microsoft.com/office/drawing/2016/5/11/chartex" xmlns:cx6="http://schemas.microsoft.com/office/drawing/2016/5/12/chartex" xmlns:cx7="http://schemas.microsoft.com/office/drawing/2016/5/13/chartex" xmlns:cx8="http://schemas.microsoft.com/office/drawing/2016/5/14/chartex" xmlns:mc="http://schemas.openxmlformats.org/markup-compatibility/2006" xmlns:aink="http://schemas.microsoft.com/office/drawing/2016/ink" xmlns:am3d="http://schemas.microsoft.com/office/drawing/2017/model3d" xmlns:o="urn:schemas-microsoft-com:office:office" xmlns:oel="http://schemas.microsoft.com/office/2019/extlst" xmlns:r="http://schemas.openxmlformats.org/officeDocument/2006/relationships" xmlns:m="http://schemas.openxmlformats.org/officeDocument/2006/math" xmlns:v="urn:schemas-microsoft-com:vml" xmlns:wp14="http://schemas.microsoft.com/office/word/2010/wordprocessingDrawing" xmlns:wp="http://schemas.openxmlformats.org/drawingml/2006/wordprocessingDrawing" xmlns:w10="urn:schemas-microsoft-com:office:word" xmlns:w="http://schemas.openxmlformats.org/wordprocessingml/2006/main" xmlns:w14="http://schemas.microsoft.com/office/word/2010/wordml" xmlns:w15="http://schemas.microsoft.com/office/word/2012/wordml" xmlns:w16cex="http://schemas.microsoft.com/office/word/2018/wordml/cex" xmlns:w16cid="http://schemas.microsoft.com/office/word/2016/wordml/cid" xmlns:w16="http://schemas.microsoft.com/office/word/2018/wordml" xmlns:w16du="http://schemas.microsoft.com/office/word/2023/wordml/word16du" xmlns:w16sdtdh="http://schemas.microsoft.com/office/word/2020/wordml/sdtdatahash" xmlns:w16sdtfl="http://schemas.microsoft.com/office/word/2024/wordml/sdtformatlock" xmlns:w16se="http://schemas.microsoft.com/office/word/2015/wordml/symex" xmlns:wpg="http://schemas.microsoft.com/office/word/2010/wordprocessingGroup" xmlns:wpi="http://schemas.microsoft.com/office/word/2010/wordprocessingInk" xmlns:wne="http://schemas.microsoft.com/office/word/2006/wordml" xmlns:wps="http://schemas.microsoft.com/office/word/2010/wordprocessingShape" mc:Ignorable="w14 w15 w16se w16cid w16 w16cex w16sdtdh w16sdtfl w16du wp14">
+<w:document xmlns:wpc="http://schemas.microsoft.com/office/word/2010/wordprocessingCanvas" xmlns:cx="http://schemas.microsoft.com/office/drawing/2014/chartex" xmlns:cx1="http://schemas.microsoft.com/office/drawing/2015/9/8/chartex" xmlns:cx2="http://schemas.microsoft.com/office/drawing/2015/10/21/chartex" xmlns:cx3="http://schemas.microsoft.com/office/drawing/2016/5/9/chartex" xmlns:cx4="http://schemas.microsoft.com/office/drawing/2016/5/10/chartex" xmlns:cx5="http://schemas.microsoft.com/office/drawing/2016/5/11/chartex" xmlns:cx6="http://schemas.microsoft.com/office/drawing/2016/5/12/chartex" xmlns:cx7="http://schemas.microsoft.com/office/drawing/2016/5/13/chartex" xmlns:cx8="http://schemas.microsoft.com/office/drawing/2016/5/14/chartex" xmlns:mc="http://schemas.openxmlformats.org/markup-compatibility/2006" xmlns:m="http://schemas.openxmlformats.org/officeDocument/2006/math" xmlns:aink="http://schemas.microsoft.com/office/drawing/2016/ink" xmlns:am3d="http://schemas.microsoft.com/office/drawing/2017/model3d" xmlns:oel="http://schemas.microsoft.com/office/2019/extlst" xmlns:r="http://schemas.openxmlformats.org/officeDocument/2006/relationships" xmlns:wp14="http://schemas.microsoft.com/office/word/2010/wordprocessingDrawing" xmlns:wp="http://schemas.openxmlformats.org/drawingml/2006/wordprocessingDrawing" xmlns:wpg="http://schemas.microsoft.com/office/word/2010/wordprocessingGroup" xmlns:wpi="http://schemas.microsoft.com/office/word/2010/wordprocessingInk" xmlns:wps="http://schemas.microsoft.com/office/word/2010/wordprocessingShape" xmlns:o="urn:schemas-microsoft-com:office:office" xmlns:v="urn:schemas-microsoft-com:vml" xmlns:w10="urn:schemas-microsoft-com:office:word" xmlns:w="http://schemas.openxmlformats.org/wordprocessingml/2006/main" xmlns:w14="http://schemas.microsoft.com/office/word/2010/wordml" xmlns:w15="http://schemas.microsoft.com/office/word/2012/wordml" xmlns:w16cex="http://schemas.microsoft.com/office/word/2018/wordml/cex" xmlns:w16cid="http://schemas.microsoft.com/office/word/2016/wordml/cid" xmlns:w16="http://schemas.microsoft.com/office/word/2018/wordml" xmlns:w16sdtdh="http://schemas.microsoft.com/office/word/2020/wordml/sdtdatahash" xmlns:w16sdtfl="http://schemas.microsoft.com/office/word/2024/wordml/sdtformatlock" xmlns:w16se="http://schemas.microsoft.com/office/word/2015/wordml/symex" xmlns:w16du="http://schemas.microsoft.com/office/word/2023/wordml/word16du" xmlns:wne="http://schemas.microsoft.com/office/word/2006/wordml" mc:Ignorable="w14 w15 w16se w16cid w16 w16cex w16sdtdh w16sdtfl w16du wp14">
   <w:body>
     <w:p>
       <w:pPr>
@@ -12,7 +12,13 @@
         <w:rPr>
           <w:rFonts w:ascii="Arial" w:hAnsi="Arial" w:cs="Arial"/>
         </w:rPr>
-        <w:t>30 June 2026</w:t>
+        <w:t>22</w:t>
+      </w:r>
+      <w:r>
+        <w:rPr>
+          <w:rFonts w:ascii="Arial" w:hAnsi="Arial" w:cs="Arial"/>
+        </w:rPr>
+        <w:t xml:space="preserve"> June 2026</w:t>
       </w:r>
     </w:p>
     <w:p>
@@ -283,7 +289,31 @@
         <w:rPr>
           <w:rFonts w:ascii="Arial" w:hAnsi="Arial" w:cs="Arial"/>
         </w:rPr>
-        <w:t xml:space="preserve">We have also added a more explicit limitations paragraph to acknowledge the small sample size, </w:t>
+        <w:t xml:space="preserve">We have also added a more explicit </w:t>
+      </w:r>
+      <w:r>
+        <w:rPr>
+          <w:rFonts w:ascii="Arial" w:hAnsi="Arial" w:cs="Arial"/>
+        </w:rPr>
+        <w:t>paragraph</w:t>
+      </w:r>
+      <w:r>
+        <w:rPr>
+          <w:rFonts w:ascii="Arial" w:hAnsi="Arial" w:cs="Arial"/>
+        </w:rPr>
+        <w:t xml:space="preserve"> </w:t>
+      </w:r>
+      <w:r>
+        <w:rPr>
+          <w:rFonts w:ascii="Arial" w:hAnsi="Arial" w:cs="Arial"/>
+        </w:rPr>
+        <w:t>on limitations</w:t>
+      </w:r>
+      <w:r>
+        <w:rPr>
+          <w:rFonts w:ascii="Arial" w:hAnsi="Arial" w:cs="Arial"/>
+        </w:rPr>
+        <w:t xml:space="preserve"> to acknowledge the small sample size, </w:t>
       </w:r>
       <w:r>
         <w:rPr>
@@ -598,7 +628,7 @@
 </file>
 
 <file path=word/styles.xml><?xml version="1.0" encoding="utf-8"?>
-<w:styles xmlns:mc="http://schemas.openxmlformats.org/markup-compatibility/2006" xmlns:r="http://schemas.openxmlformats.org/officeDocument/2006/relationships" xmlns:w="http://schemas.openxmlformats.org/wordprocessingml/2006/main" xmlns:w14="http://schemas.microsoft.com/office/word/2010/wordml" xmlns:w15="http://schemas.microsoft.com/office/word/2012/wordml" xmlns:w16cex="http://schemas.microsoft.com/office/word/2018/wordml/cex" xmlns:w16cid="http://schemas.microsoft.com/office/word/2016/wordml/cid" xmlns:w16="http://schemas.microsoft.com/office/word/2018/wordml" xmlns:w16du="http://schemas.microsoft.com/office/word/2023/wordml/word16du" xmlns:w16sdtdh="http://schemas.microsoft.com/office/word/2020/wordml/sdtdatahash" xmlns:w16sdtfl="http://schemas.microsoft.com/office/word/2024/wordml/sdtformatlock" xmlns:w16se="http://schemas.microsoft.com/office/word/2015/wordml/symex" mc:Ignorable="w14 w15 w16se w16cid w16 w16cex w16sdtdh w16sdtfl w16du">
+<w:styles xmlns:mc="http://schemas.openxmlformats.org/markup-compatibility/2006" xmlns:r="http://schemas.openxmlformats.org/officeDocument/2006/relationships" xmlns:w="http://schemas.openxmlformats.org/wordprocessingml/2006/main" xmlns:w14="http://schemas.microsoft.com/office/word/2010/wordml" xmlns:w15="http://schemas.microsoft.com/office/word/2012/wordml" xmlns:w16cex="http://schemas.microsoft.com/office/word/2018/wordml/cex" xmlns:w16cid="http://schemas.microsoft.com/office/word/2016/wordml/cid" xmlns:w16="http://schemas.microsoft.com/office/word/2018/wordml" xmlns:w16sdtdh="http://schemas.microsoft.com/office/word/2020/wordml/sdtdatahash" xmlns:w16sdtfl="http://schemas.microsoft.com/office/word/2024/wordml/sdtformatlock" xmlns:w16se="http://schemas.microsoft.com/office/word/2015/wordml/symex" xmlns:w16du="http://schemas.microsoft.com/office/word/2023/wordml/word16du" mc:Ignorable="w14 w15 w16se w16cid w16 w16cex w16sdtdh w16sdtfl w16du">
   <w:docDefaults>
     <w:rPrDefault>
       <w:rPr>
